--- a/example_articles/states/Kansas/1.states_Kansas_New_York_Times.docx
+++ b/example_articles/states/Kansas/1.states_Kansas_New_York_Times.docx
@@ -29,17 +29,17 @@
     </w:p>
     <w:p>
       <w:r>
-        <w:t>Source File: NYT/37.DOCX</w:t>
+        <w:t>Source file: NYT/37.DOCX</w:t>
       </w:r>
     </w:p>
     <w:p>
       <w:r>
-        <w:t>Raw locations result: ['Kansas']</w:t>
+        <w:t>Raw locations result, 'locations': ['Kansas']</w:t>
       </w:r>
     </w:p>
     <w:p>
       <w:r>
-        <w:t>states_stand_flat (Standardized): Kansas</w:t>
+        <w:t>Standardized locations result, 'states_stand_flat': Kansas</w:t>
       </w:r>
     </w:p>
     <w:p>

--- a/example_articles/states/Kansas/1.states_Kansas_New_York_Times.docx
+++ b/example_articles/states/Kansas/1.states_Kansas_New_York_Times.docx
@@ -7,9 +7,9 @@
         <w:pStyle w:val="Heading1"/>
       </w:pPr>
       <w:r>
-        <w:t>FILM;</w:t>
+        <w:t>Review/Television;</w:t>
         <w:br/>
-        <w:t>An Original Who Plumbs the Ordinary</w:t>
+        <w:t>3 Specials on the ABC's of Improving Education</w:t>
       </w:r>
     </w:p>
     <w:p>
@@ -19,17 +19,17 @@
     </w:p>
     <w:p>
       <w:r>
-        <w:t>Date: 1996-09-22</w:t>
+        <w:t>Date: 1990-09-05</w:t>
       </w:r>
     </w:p>
     <w:p>
       <w:r>
-        <w:t>Section: Section 2; ; Section 2;  Page 1;  Column 1;  Arts and Leisure Desk ; Column 1; ; Biography</w:t>
+        <w:t>Section: Section C; Page 18, Column 3; Cultural Desk; Review</w:t>
       </w:r>
     </w:p>
     <w:p>
       <w:r>
-        <w:t>Source file: NYT/37.DOCX</w:t>
+        <w:t>Source file: NYT/38.DOCX</w:t>
       </w:r>
     </w:p>
     <w:p>
@@ -51,85 +51,45 @@
     </w:p>
     <w:p>
       <w:r>
-        <w:t>STRANGE CHAP, MIKE LEIGH. HE QUITE bristles at the suggestion that his latest and most acclaimed movie to date is less bleak and disturbing than most of his previous work. Well, sorry, Mike, "Secrets and Lies," which opens the New York Film Festival on Friday, is a positive film, and it is funny and moving, too. But that, apparently, is not the point. The 53-year-old Englishman likes to quote Jean Renoir's dictum that every director keeps reshooting the same film. So, he contends, while his mood may change, his fundamental vision of life does not.</w:t>
+        <w:t>CBS also comes out for perennials like treating teachers as professionals, providing prenatal and preschool care for teen-age parents and their babies, subsidizing aspiring teachers, and encouraging alliances between corporations and schools.</w:t>
         <w:br/>
-        <w:t>There, he is right. In a long career in theater, television and movies, Mr. Leigh has peered constantly into a world almost of his own making. It is a world readily seen in the homes, pubs and supermarkets of suburban England, a world of humor, pain, love, loneliness and anger marked above all by its ordinariness. But he has captured it with a true master's eye, becoming in the process one of the most original film makers today. And just as life may suddenly imitate a Bergman or a Fellini movie, Mr. Leigh's world has now taken his name. After London tabloids recently broke the story of a single mother pregnant with eight babies, one newspaper's headline read: "Mandy, her lover, her publicist and the doctor: it has the tragedy and farce of a Mike Leigh film."</w:t>
+        <w:t>Luminaries from ''60 Minutes,'' ''48 Hours'' and ''CBS This Morning'' do the reporting around the country and get into disputed matters like school decentralization and local control, the use or misuse of standardized tests, and ways to finance school districts more equitably. The general spirit, however, exemplified by Mr. Kuralt (who presides in the company of a school bus, a blackboard and Dr. Ernest Boyer, president of the Carnegie Foundation for the Advancement of Teaching), is one of admiration for the accomplishments described and hope for even better.</w:t>
         <w:br/>
-        <w:t>This, too, is the world of "Secrets and Lies." Hortense (played by Marianne Jean-Baptiste), a well-educated young black woman who was adopted by a black family at birth, sets out to discover her real mother, who turns out to be white. The mother, Cynthia (Brenda Blethyn), a factory worker and single mother in her 40's, thinks at first that it is a mistake. But she never saw her first baby before adoption, and she finally remembers that one of her teen-age sex partners was black. Mother and daughter soon bond, while Cynthia keeps the secret of Hortense from her second daughter and the rest of her family, who in any event are busily engaged in the micro-management of their own lives.</w:t>
+        <w:t>The program is meant to serve as part of a television discussion, which includes a national education conference sponsored by CBS that is being held today at Georgetown University, and a nationwide forum that will be broadcast on CBS at 11:30 P.M. tomorrow. Good marks to CBS for Effort. Roger Mudd is the guide to ''Learning in America: Schools That Work,'' tonight's relentlessly upbeat report on PBS. You'd have to be W. C. Fields not to have your eyes mist up a little at two hours of shining young faces from Northview School (working-class white) in Manhattan, Kan.; Columbia Park Elementary School (mostly black) in Landover, Md.; the City Magnet School (racially mixed) in Lowell, Mass., and the Lozano Special Emphasis School (almost all Hispanic) in Corpus Christi, Tex.</w:t>
         <w:br/>
-        <w:t>"It's a film about identity, about the need to connect, to share," Mr. Leigh explained recently. "We all have secrets and lies. If there's any message in this film, it is that you're better off telling the truth."</w:t>
+        <w:t>These exemplary elementary schools share a high goal - giving youngsters the self-regard that stimulates learning - yet differ sensibly in their approaches to take account of the particular needs of their mix of pupils. Lozano goes in for discipline; Northview is relatively loose. But hearing about them one after the other is like being trapped in a teacher's college.</w:t>
         <w:br/>
-        <w:t>On the surface, with their laughter and tears, Mr. Leigh's stories resemble soap operas. Of course, the same can be said of Chekhov's plays or Jane Austen's novels or Rossini's operas. But the Devil is in the details, as they say. And in Mr. Leigh's case, what distinguishes the maestro from the hack is the extraordinary depth of his characters and the authenticity of the locations. By the time his films reach the screen, nothing is accidental, yet everything seems natural. It is something that great painters can achieve. It is something that Mr. Leigh has been striving for since he made his first movie, "Bleak Moments," in 1971.</w:t>
+        <w:t>The lesson of the evening is that schools do not thrive on money alone, useful though that is, but on the inspiration of principals, the dedication of teachers, the participation of parents. The specimens introduced here all seem admirable, even if language is not their strong subject. Words like ''empowerment,'' ''involvement'' and ''commitment'' pour out like sleeping pills.</w:t>
         <w:br/>
-        <w:t>Still, "Secrets and Lies" may eventually be remembered as his breakthrough film. Mr. Leigh's last movie, "Naked," won awards for best director and best actor (David Thewlis) at the 1993 Cannes film festival. "Secrets and Lies" went a step further by winning the prestigious Palme d'Or and the best-actress award for Ms. Blethyn at this year's Cannes festival. But with "Secrets and Lies," Mr. Leigh seems to have found a way of reaching a broader audience. More important, it has finally won him recognition as a world-class artist -- both dramatist and director -- in an England that until now has not known what to make of him.</w:t>
-        <w:br/>
-        <w:t>Mr. Leigh's doleful eyes and unsmiling irony might suggest that he is tired of being misunderstood, but he is evidently proud that he does not fit in here. After all, he is viewed as an outsider, not because he is a Northerner whose flat Lancashire accent can still be detected or because he is Jewish or because he is by nature a bit of a loner, but rather because he has always stubbornly gone his own way. He has frequently clashed with such cultural icons as the BBC and the Royal Shakespeare Company. He has irritated movie industry colleagues with his idiosyncrasy, and he has earned the wrath of critics. But he has refused to bend to convention.</w:t>
-        <w:br/>
-        <w:t>What perhaps first distinguished him as an artist was his unusual technique for building his stories, as much for theater as for cinema. Starting without a script or even much of a story line, he works one-on-one with his actors until they have invented the entire lives of the characters they are to play. He then has them improvise scenes with other characters who have been similarly created. Only after endless rehearsals does a final plot -- and a script -- take shape. It is a time-consuming technique, one that may tie up an actor for six months or more, yet actors who work with him invariably find it rewarding.</w:t>
-        <w:br/>
-        <w:t>"I would regard it as a required experience for actors," said Stephen Rea, the Belfast-born star of Neil Jordan's "Crying Game" who has appeared in one play and two films by Mr. Leigh. "I know that not all actors take to it, but I somehow think that if you haven't done it, there's something lacking in your experience because you build a character literally from nothing." Ms. Jean-Baptiste, who was in Mr. Leigh's play "It's a Great Big Shame" before playing Hortense in "Secrets and Lies," agreed. "People don't work with Mike because of a role or a part," she said. "They work with him because of the process."</w:t>
-        <w:br/>
-        <w:t>Once Mr. Leigh's plays and films have been presented to the public, on the other hand, they have frequently provoked contradictory reactions here for reasons that are peculiarly English. Mr. Leigh's admirers abroad have no trouble recognizing the universal features of the family dramas that he portrays. And they are not required to identify the variety of non-BBC accents that may be employed. But to the English, particularly middle-class opinion makers, Mr. Leigh is dabbling with a subject as sensitive to them as, say, race is to Americans: the class system.</w:t>
-        <w:br/>
-        <w:t>In a sense, this has been done before in the angry "kitchen sink" dramas and movies of the late 50's and early 60's. Yet in contrast to the work of, say, Karel Reisz or Lindsay Anderson, Mr. Leigh insists that he has no political agenda. He has made three films with some political content -- "Meantime," about unemployment; "Four Days in July," about Northern Ireland's troubles, and "High Hopes," about the loss of hope in the Thatcherite England of the 1980's -- but in each case he said he was more interested in the lives of the characters he created. The charge against him, though, is not that he is some sort of leftist subversive. It is far more complicated. It is that, in portraying the lives of what many English still call the lower classes, he has been patronizing.</w:t>
-        <w:br/>
-        <w:t>The late Dennis Potter fired the first shot at Mr. Leigh's 1977 play, "Abigail's Party," which he described as "a prolonged jeer, twitching with genuine hatred, about the dreadful suburban tastes of the dreadful lower middle classes." Variations on this theme were frequently echoed by critics in upscale English newspapers who, uncomfortable at being shown behind the cheap curtains of humble homes, concluded that Mr. Leigh was making fun of the people living inside.</w:t>
-        <w:br/>
-        <w:t>"This patronizing stuff is, so far as I'm concerned, so ludicrous and stupid and misinformed that there's not much I can say about it," the stocky, bearded director said in an interview in his office in Soho, one floor below an apartment occupied by a trio of well-mannered French prostitutes. "It doesn't worry me. It worries certain kinds of people and journalists. So-called working-class people do not have that problem with my work. I am naturally drawn to people with ordinary working lives. I think it important to make films about a side of life that films don't normally deal with."</w:t>
-        <w:br/>
-        <w:t>HIS ACTORS ARE ALSO quick to jump to his defense. "The great thing about Mike is that he can still annoy people," said Timothy Spall, who plays Cynthia's photographer-brother, Maurice, in "Secrets and Lies." "He's often accused of being patronizing to the working classes, but he is only accused by the middle classes, which is interesting." Mr. Rea, who appeared in "Four Days in July," said no one in Belfast felt patronized by the way Mr. Leigh portrayed Northern Irish families caught up in sectarian violence. "As for 'Secrets and Lies,' " he said, "I think it is a kind of celebration of getting through misery with dignity."</w:t>
-        <w:br/>
-        <w:t>STILL, FOR THE MOMENT, all this is in the past. When "Secrets and Lies" was released in Britain last May, it was as if a new Mike Leigh had been discovered. "Gone is the self-conscious negativism, gone is the cold doctrinaire habit of caricature that used to put together a set of neurotic mannerisms and call the result a person," Adam Mars-Jones wrote in The Independent. "It isn't unprecedented for a Mike Leigh film to contain positive emotion. But 'Secrets and Lies' has a positive philosophy of emotion, and that is new." Writing in The Financial Times of London, Nigel Andrews also sounded relieved. "Leigh has sneaked a human universality, an Esperanto of beatific bewilderment, into his plot," he said.</w:t>
-        <w:br/>
-        <w:t>Mr. Leigh's response to these plaudits is typically downbeat. "I still have to get a night's sleep and go to the loo in the morning, and I still have the daunting prospect of making another film," he said, as if his chosen career were something of a sentence. "At earlier stages, when my films won prizes and it seemed like that was success, I was happy. Now, if this is a greater success, it rather reduces the earlier successes to a lesser success, but that's fine because at the time they seemed all right and now it's something else."</w:t>
-        <w:br/>
-        <w:t>Mr. Leigh actually talks like that, in a convoluted way, as if improvising a response, feeling his way. He heads off in one direction, stops, turns around, decides he needs to condition his thought with "notwithstanding" or "however," sets off again "in a slightly roundabout way" and then perhaps concludes with, "nevertheless, finally, when the chips are down, as far as I'm concerned." It sounds as if it is quite complicated to be Mike Leigh. His syntax may even be an appropriate metaphor for his career. He has made it, but it has not been easy.</w:t>
-        <w:br/>
-        <w:t>Born in Salford on the outskirts of Manchester in 1943, Mr. Leigh was raised in a Jewish household. His paternal grandfather, Mayer Lieberman, who migrated from Russia in 1902, was a portrait miniaturist who colored photographs. His father, who changed his German-sounding surname to Leigh in 1939, was a doctor. Young Mike's home was comfortable, but the grimy industrial town outside his front door was decidedly working class. So, from an early age, two ingredients of his subsequent work were already present: what he calls their Jewish "tragic-comic quality" and their working-class environment.</w:t>
-        <w:br/>
-        <w:t>As a teen-ager, he loved movies and remembered acting in plays while a member of the socialist Jewish youth movement. In 1961, he won a scholarship to the Royal Academy of Dramatic Art, but he was not happy there. He was "a sullen and disruptive student," Michael Coveney writes in his new biography, "The World According to Mike Leigh." In London, though, he expanded his horizons, discovering the writing of Samuel Beckett and Harold Pinter and the experimental work of Peter Brook, John Cassavetes and Joan Littlewood. He was particularly inspired by a television documentary about Mr. Brook's production of Peter Weiss's "Marat/ Sade," which showed actors going to an insane asylum and each basing his or her character on an inmate.</w:t>
-        <w:br/>
-        <w:t>"At that point, I thought, if you can do all that to serve a play, then surely you can go one step further and make one up," he recalled. "And that's how I sort of decided that I wanted to work in a fairly instinctive and intuitive way. I don't think I have ever made an intellectual decision about anything, certainly not that."</w:t>
-        <w:br/>
-        <w:t>After the Royal Academy, he created three plays with inner-city youths at the Midlands Art Center in Birmingham. In 1967, he was invited to be an assistant director at the Royal Shakespeare Company, working alongside Trevor Nunn in Peter Hall's production of "The Taming of the Shrew." During his spare time, he created a play of his own by improvising with actors from the company. But if the experience at Stratford-on-Avon proved crucial, it was in convincing him that he did not want a traditional career as a theater director. He felt that his vocation was to tell stories and his dream was to do so in movies. Finally, in 1971, he made "Bleak Moments."</w:t>
-        <w:br/>
-        <w:t>But during most of the 70's and 80's, the British movie industry was moribund, and Mr. Leigh was limited to working in the theater and making films for the BBC. It was not until "High Hopes" in 1988 that he could raise the money necessary to return to the big screen, even with low-budget movies. By then, though, while little known abroad, his biting stories about English society had begun to cause waves here. His rehearsing and directing techniques had also stirred interest within the acting profession. Ms. Blethyn recalled that when she was invited to work on his television film, "Grown-Ups," her agent told her: "This is the best job you've ever been offered." As with "Secrets and Lies" 16 years later, though, she had no inkling as to her role.</w:t>
-        <w:br/>
-        <w:t>In fact, because Mr. Leigh wants his actors to know only what their characters would know in real life, he tells them little about the story. He creates situations that bring them together, but he wants them to be surprised. He even writes "Top Secret" on the daily shooting script.  So in "Secrets and Lies," while Ms. Blethyn spent long weeks creating her character, she only discovered that Cynthia's first daughter was black when she improvised her first meeting with Ms. Jean-Baptiste's Hortense ("You've got to laugh, ain't you, sweetheart, else you'd cry," says Cynthia, completely overwhelmed). And Ms. Blethyn only understood the entire story when she saw the edited film on the screen.</w:t>
-        <w:br/>
-        <w:t>MR. LEIGH HIMSELF IS quite happy if, even at the end, questions are left unanswered. "I do not make films which are prescriptive, and I do not make films that are conclusive," he said. "You do not walk out of my films with a clear feeling about what is right and wrong. They're ambivalent. You walk away with work to do. My films are a sort of investigation. They ask questions; they're reflecting."</w:t>
-        <w:br/>
-        <w:t>If his approach has not changed in 25 years, it is unlikely to change now. He recently completed a $1.9 million film, still untitled, about two women in their 30's looking back to their student days. And if he would like bigger budgets for future films (even "Secrets and Lies," his most expensive film to date, cost only $4.5 million), it is simply to spend even longer on preparations and rehearsals. Certainly, for all the early success of "Secrets and Lies," he has no illusions about working in Hollywood.</w:t>
-        <w:br/>
-        <w:t>"I think it would be a disaster," he said. "Actually, it's absurd to think I could have total artistic freedom. Sometimes I hear that some studio is interested in me. Then they discover that this is the guy who works with no script, that there is no casting discussion, no interference, that I have the final cut, and that does it." He looked pleased with himself. Evidently, he has no plans to start fitting in now.</w:t>
+        <w:t>The best parts of this tour, as you might expect, are the scenes of children going enthusiastically about their jobs: learning arithmetic by making pizza, anatomy through a game (''Simon says, 'Touch your clavicle' '') and Spanish by singing. The most energetic innovating takes place at the Micro-Society School in Lowell, where for part of each day the students run banks, business, newspapers, a legislature and courts that mete out punishment. Lowell is also singled out on ''Why Do These Kids Love School?,'' Friday's documentary about innovative schools. (Give Channel 13 the week's star for foolish programming, even by its own shaky standards.) Much of this hour concentrates on the Peninsula School in Menlo Park, Calif., which has been innovating since the 1920's. The reporting is good, with more attention to what the children are doing and less to what adults are saying than in ''Schools That Work.'' But as the camera goes around to New Orleans; Jackson, Miss.; Golden, Colo., and Cambridge, Mass., and you hear more about empowerment and participation, you may decide to exercise your power to drop out.</w:t>
         <w:br/>
         <w:t xml:space="preserve"> </w:t>
         <w:br/>
-        <w:t>Leigh on Video</w:t>
+        <w:t>Learning in America</w:t>
         <w:br/>
-        <w:t xml:space="preserve"> The following films by Mike Leigh are available on videocassette.</w:t>
+        <w:t>Schools That Work</w:t>
         <w:br/>
-        <w:t xml:space="preserve"> "Hard Labor," 1973</w:t>
+        <w:t xml:space="preserve"> </w:t>
         <w:br/>
-        <w:t xml:space="preserve"> "Nuts in May," 1976</w:t>
+        <w:t>Produced by Gail Freedman and Susan Werbe for MacNeil/Lehrer Productions and WETA/Washington; Bob Chandler, executive producer; Roger Mudd, reporter. Tonight at 9 on Channel 13.</w:t>
         <w:br/>
-        <w:t xml:space="preserve"> "Abigail's Party," 1977</w:t>
+        <w:t xml:space="preserve"> </w:t>
         <w:br/>
-        <w:t xml:space="preserve"> "Kiss of Death," 1977</w:t>
+        <w:t>America's Toughest Assignment</w:t>
         <w:br/>
-        <w:t xml:space="preserve"> "Who's Who," 1978</w:t>
+        <w:t>Solving the Education Crisis</w:t>
         <w:br/>
-        <w:t xml:space="preserve"> "Grown-Ups," 1980</w:t>
+        <w:t xml:space="preserve"> </w:t>
         <w:br/>
-        <w:t xml:space="preserve"> "Home Sweet Home," 1982</w:t>
+        <w:t>Joel Heller, executive producer; Charles Kuralt, anchor. Tomorrow at 9 P.M. on CBS.</w:t>
         <w:br/>
-        <w:t xml:space="preserve"> "Four Days in July," 1984</w:t>
+        <w:t>WITH: Mike Wallace, Ed Bradley, Lesley Stahl, Steve Kroft, Paula Zahn, Harry Smith and Erin Moriarty.</w:t>
         <w:br/>
-        <w:t xml:space="preserve"> "High Hopes," 1989</w:t>
+        <w:t xml:space="preserve"> </w:t>
         <w:br/>
-        <w:t xml:space="preserve"> "Life Is Sweet," 1991</w:t>
+        <w:t>Why Do These Kids Love School?</w:t>
         <w:br/>
-        <w:t xml:space="preserve"> "Naked," 1993</w:t>
+        <w:t>Produced by Dorothy Fadiman for KTEH/San Jose, Calif.; introduction by Tom Peters. Friday at 10:30 P.M. on Channel 13.</w:t>
         <w:br/>
         <w:br/>
         <w:t>Graphic</w:t>
@@ -137,7 +97,7 @@
         <w:br/>
         <w:t xml:space="preserve"> </w:t>
         <w:br/>
-        <w:t>Photos: Mike Leigh, left, whose "Secrets and Lies" opens the New York Film Festival on Friday. In the film are Timothy Spall and Brenda Blethyn, above, and Marianne Jean-Baptiste and Claire Rushbrook. (Sara Krulwich/The New York Times (Leigh); October Films ("Secrets and Lies")) (pg. 1); Prize Winning David Thewlis won the prize for best actor at Cannes for "Naked" in 1993; Mr. Leigh won for best director. (Simon Mein/Fine Line Features) (pg. 22); Bleak House Gary Oldman, left, and Tim Roth star in "Meantime," a film about unemployment. (Film Forum); No Hope Ruth Sheen, left, Edna Dore and Philip Davis in "High Hopes," set in the Thatcher era. (Skouras Pictures) (pg. 23)</w:t>
+        <w:t>Photo: A scene from ''Why Do These Kids Love School?,'' on Channel 13. (PBS)</w:t>
       </w:r>
     </w:p>
     <w:sectPr>

--- a/example_articles/states/Kansas/1.states_Kansas_New_York_Times.docx
+++ b/example_articles/states/Kansas/1.states_Kansas_New_York_Times.docx
@@ -7,9 +7,7 @@
         <w:pStyle w:val="Heading1"/>
       </w:pPr>
       <w:r>
-        <w:t>Review/Television;</w:t>
-        <w:br/>
-        <w:t>3 Specials on the ABC's of Improving Education</w:t>
+        <w:t>Suspect in 10 Kansas Murders Lived an Intensely Ordinary Life - Correction Appended</w:t>
       </w:r>
     </w:p>
     <w:p>
@@ -19,17 +17,17 @@
     </w:p>
     <w:p>
       <w:r>
-        <w:t>Date: 1990-09-05</w:t>
+        <w:t>Date: 2005-03-06</w:t>
       </w:r>
     </w:p>
     <w:p>
       <w:r>
-        <w:t>Section: Section C; Page 18, Column 3; Cultural Desk; Review</w:t>
+        <w:t>Section: Section 1; Column 1; National Desk; Pg. 1</w:t>
       </w:r>
     </w:p>
     <w:p>
       <w:r>
-        <w:t>Source file: NYT/38.DOCX</w:t>
+        <w:t>Source file: NYT/54.DOCX</w:t>
       </w:r>
     </w:p>
     <w:p>
@@ -51,45 +49,136 @@
     </w:p>
     <w:p>
       <w:r>
-        <w:t>CBS also comes out for perennials like treating teachers as professionals, providing prenatal and preschool care for teen-age parents and their babies, subsidizing aspiring teachers, and encouraging alliances between corporations and schools.</w:t>
+        <w:t xml:space="preserve">In his crisp beige uniform, cap and badge, Dennis L. Rader took his job upholding the most mundane city laws with unusual earnestness. </w:t>
         <w:br/>
-        <w:t>Luminaries from ''60 Minutes,'' ''48 Hours'' and ''CBS This Morning'' do the reporting around the country and get into disputed matters like school decentralization and local control, the use or misuse of standardized tests, and ways to finance school districts more equitably. The general spirit, however, exemplified by Mr. Kuralt (who presides in the company of a school bus, a blackboard and Dr. Ernest Boyer, president of the Carnegie Foundation for the Advancement of Teaching), is one of admiration for the accomplishments described and hope for even better.</w:t>
+        <w:t xml:space="preserve"> He was often seen in his white truck, the words ''Compliance Officer, Park City'' painted on the side, puttering along at 10 miles an hour, searching for overgrown lawns, overflowing trash cans or dogs wandering past their fences.</w:t>
         <w:br/>
-        <w:t>The program is meant to serve as part of a television discussion, which includes a national education conference sponsored by CBS that is being held today at Georgetown University, and a nationwide forum that will be broadcast on CBS at 11:30 P.M. tomorrow. Good marks to CBS for Effort. Roger Mudd is the guide to ''Learning in America: Schools That Work,'' tonight's relentlessly upbeat report on PBS. You'd have to be W. C. Fields not to have your eyes mist up a little at two hours of shining young faces from Northview School (working-class white) in Manhattan, Kan.; Columbia Park Elementary School (mostly black) in Landover, Md.; the City Magnet School (racially mixed) in Lowell, Mass., and the Lozano Special Emphasis School (almost all Hispanic) in Corpus Christi, Tex.</w:t>
+        <w:t xml:space="preserve"> ''He looked for absolutely everything, and he must have enforced every rule there ever was -- just because he could, I guess,'' said Barbara Walters, 69, a retired auditor for the Internal Revenue Service, who challenged a $25 ticket that Mr. Rader issued in 1998, saying her dog, Shadow, was running loose. </w:t>
         <w:br/>
-        <w:t>These exemplary elementary schools share a high goal - giving youngsters the self-regard that stimulates learning - yet differ sensibly in their approaches to take account of the particular needs of their mix of pupils. Lozano goes in for discipline; Northview is relatively loose. But hearing about them one after the other is like being trapped in a teacher's college.</w:t>
+        <w:t xml:space="preserve"> Ms. Walters's lawyer said Mr. Rader arrived for court more prepared than some lawyers are for murder trials, bearing a lengthy file on Shadow, a videotape of the dog and a complicated system of notebook tabs linking the accusations to his evidence. Mr. Rader, and his pile of paper, won.</w:t>
         <w:br/>
-        <w:t>The lesson of the evening is that schools do not thrive on money alone, useful though that is, but on the inspiration of principals, the dedication of teachers, the participation of parents. The specimens introduced here all seem admirable, even if language is not their strong subject. Words like ''empowerment,'' ''involvement'' and ''commitment'' pour out like sleeping pills.</w:t>
+        <w:t xml:space="preserve"> But the police say the man who was a stickler for the slightest pet infraction in this modest suburb of Wichita had also slain 10 people by then, as the killer known as B.T.K.</w:t>
         <w:br/>
-        <w:t>The best parts of this tour, as you might expect, are the scenes of children going enthusiastically about their jobs: learning arithmetic by making pizza, anatomy through a game (''Simon says, 'Touch your clavicle' '') and Spanish by singing. The most energetic innovating takes place at the Micro-Society School in Lowell, where for part of each day the students run banks, business, newspapers, a legislature and courts that mete out punishment. Lowell is also singled out on ''Why Do These Kids Love School?,'' Friday's documentary about innovative schools. (Give Channel 13 the week's star for foolish programming, even by its own shaky standards.) Much of this hour concentrates on the Peninsula School in Menlo Park, Calif., which has been innovating since the 1920's. The reporting is good, with more attention to what the children are doing and less to what adults are saying than in ''Schools That Work.'' But as the camera goes around to New Orleans; Jackson, Miss.; Golden, Colo., and Cambridge, Mass., and you hear more about empowerment and participation, you may decide to exercise your power to drop out.</w:t>
+        <w:t xml:space="preserve"> Investigators say that Mr. Rader, who will turn 60 on Wednesday, almost certainly in the solitary jail cell where he has been held since he was charged last week with 10 counts of murder, is one of the nation's most notorious and elusive serial killers, the strangler who toyed with Wichita for three decades in letters and poems and packages and who long ago insisted that the public call him B.T.K., for his preferred method: bind, torture, kill. Lawyers for Mr. Rader, who has yet to enter a plea in the case, did not return calls.</w:t>
         <w:br/>
-        <w:t xml:space="preserve"> </w:t>
+        <w:t xml:space="preserve"> Most stunning for the Wichita area, where Mr. Rader has spent his life, is not just that he was viewed as an ordinary fellow, someone who blended in at the Taco Bell, but that he seemed to have stayed meticulously and constantly within the strictest mores of society -- more so, at times, than many other residents. </w:t>
         <w:br/>
-        <w:t>Learning in America</w:t>
+        <w:t xml:space="preserve"> Mr. Rader and his wife of 34 years went to church each Sunday. Sometimes when he left an after-work bar outing to hurry home, his colleagues would privately breathe a sigh of relief; with him gone, they could drink up and tell off-color jokes. As far back as the eighth grade, Mr. Rader was picked for the prestigious school patrol, who carried big red Stop signs and told classmates and drivers when to go and when not to.</w:t>
         <w:br/>
-        <w:t>Schools That Work</w:t>
+        <w:t xml:space="preserve"> ''The thing to remember is that we always thought in the end that B.T.K. would be a local, that he would probably even be a functioning member of the community,'' said Richard LaMunyon, who led the Wichita Police Department at the height of the investigation years ago. ''But I guess we never dreamed he would be functioning quite to this degree -- a church leader, a Boy Scout leader, someone quite so known, quite so public.''</w:t>
         <w:br/>
-        <w:t xml:space="preserve"> </w:t>
+        <w:t xml:space="preserve"> Many serial killers have led relatively successful lives, with steady jobs and relationships, in contrast with their popular image as loners and drifters. But experts on serial killings say that the portrait of Mr. Rader takes that notion of stability, authority and prominence in the community to a level rarely seen.</w:t>
         <w:br/>
-        <w:t>Produced by Gail Freedman and Susan Werbe for MacNeil/Lehrer Productions and WETA/Washington; Bob Chandler, executive producer; Roger Mudd, reporter. Tonight at 9 on Channel 13.</w:t>
+        <w:t xml:space="preserve"> In Wichita, where a generation of police officers spent their careers searching for B.T.K. -- deconstructing his tangled, grisly writings, studying dozens of psychological profiles and swabbing DNA from the cheeks of 4,000 residents -- some older detectives have now come to Mr. LaMunyon wondering whether they should have found Mr. Rader, who was hardly hiding away, decades sooner. After all, his name should have appeared on at least two broad lists of suspects in the 1970's, Mr. LaMunyon said, and Mr. Rader had other tenuous ties to 3 of the 10 victims.</w:t>
         <w:br/>
-        <w:t xml:space="preserve"> </w:t>
+        <w:t xml:space="preserve"> Born on March 9, 1945, Dennis Lynn Rader was the eldest of four boys who grew up in a working-class neighborhood in Wichita, a city of fewer than 170,000 then. His father, Bill, who died in 1996 after retiring as a plant operator at a utility company's generating station, was strict but never cruel, Mr. Rader's childhood friends recalled.</w:t>
         <w:br/>
-        <w:t>America's Toughest Assignment</w:t>
+        <w:t xml:space="preserve"> ''Raders are a little bit stubborn, but not mean,'' said Lee Rader, 73, who was a first cousin of Bill Rader and lives in Springfield, Mo. Like much of the extended family in sturdy towns across the Midwest, Lee Rader said he could not remember a time when Bill Rader's family had done anything that might draw notice, much less cross the law. ''There is some divorces, I guess that's the worst thing that's going,'' he said.</w:t>
         <w:br/>
-        <w:t>Solving the Education Crisis</w:t>
+        <w:t xml:space="preserve"> Dennis Rader's young life seemed uncomplicated and happily ordinary to Roger Farthing, who grew up with him. Mr. Rader buried himself in dime-store novels and comic books. He played cops and robbers until dark. And he posed a question to the teacher on the first day of the first grade, a question few here let him forget: What time is lunch?</w:t>
         <w:br/>
-        <w:t xml:space="preserve"> </w:t>
+        <w:t xml:space="preserve"> Years later, Mr. Rader reminisced on that simpler time. In the ''Riverview Round-Up,'' a questionnaire for his grade-school reunion, he listed his favorite memories in big block letters: recess, story times, last days of school, snowball fights broken up by the principal, art class, a nearby candy store, an old merry-go-round and, of course, lunch hour. Asked for any ''pearls of wisdom,'' Mr. Rader wrote: ''Do it now. Life is complicated and short so stay young at heart as long as possible: It was so easy in '59.''</w:t>
         <w:br/>
-        <w:t>Joel Heller, executive producer; Charles Kuralt, anchor. Tomorrow at 9 P.M. on CBS.</w:t>
+        <w:t xml:space="preserve"> After high school, Mr. Rader tried several semesters at two colleges but soon joined the Air Force, learning to repair wire and antenna systems, and leaving Wichita for four years, the longest he would ever be away. He returned in 1970 and settled down with Paula Dietz, who had grown up here, too, gone to the same high school, and lived just around the corner from the squat house in Park City where they would soon have a boy, Brian, and a girl, Kerri.</w:t>
         <w:br/>
-        <w:t>WITH: Mike Wallace, Ed Bradley, Lesley Stahl, Steve Kroft, Paula Zahn, Harry Smith and Erin Moriarty.</w:t>
+        <w:t xml:space="preserve"> While attending a community college, Mr. Rader worked for a year on an assembly line at the Coleman Company, making heating and cooling units. From 1973 to 1979, he took classes at Wichita State University, earning a bachelor's degree. His major was criminal justice.</w:t>
         <w:br/>
-        <w:t xml:space="preserve"> </w:t>
         <w:br/>
-        <w:t>Why Do These Kids Love School?</w:t>
+        <w:t>The Killings Begin</w:t>
         <w:br/>
-        <w:t>Produced by Dorothy Fadiman for KTEH/San Jose, Calif.; introduction by Tom Peters. Friday at 10:30 P.M. on Channel 13.</w:t>
+        <w:t xml:space="preserve"> On Jan. 15, 1974, B.T.K. struck Wichita for the first time, although most residents would not learn those initials, or even that a serial killer was on the loose, for several years.</w:t>
+        <w:br/>
+        <w:t xml:space="preserve"> The scene was ghastly, unlike anything this city had seen before. Four members of the Otero family -- Joseph, 38, a retired Air Force officer; Julie, 34, who had worked at the Coleman Company about a month before; and two of their children, Josephine, 11, and Joseph II, 9 -- were strangled inside their home in the middle of the day with the cord used in Venetian blinds. </w:t>
+        <w:br/>
+        <w:t xml:space="preserve"> Left behind was a uniquely grisly scene, and one whose details would be echoed in the future killings. The phone line had been cut. The Oteros had been bound, and the police noted that the knots were particularly elaborate. The killer had taken at least one souvenir of the day: a watch.</w:t>
+        <w:br/>
+        <w:t xml:space="preserve"> None of the Oteros had been sexually assaulted, though Josephine's body was found partly clothed, hanging from a sewer pipe in the basement. Not far from the girl, there in the basement, semen was found, as it would be in subsequent killings. Investigators quickly believed they were searching for a sexual deviant, someone who took pleasure in tying people up, watching them gasp for air and die slowly. Some of the victims' faces were left bloated, investigators said, suggesting that the killer would strangle them, let them breathe, then strangle them some more. </w:t>
+        <w:br/>
+        <w:t xml:space="preserve"> The Otero case would be the first and last known time that B.T.K. would kill a man or a child: the rest of the victims were all women, seemingly picked at random, and in ages ranging from 21 to 62 years old. Nine months later, after the police announced a possible confession in the Otero case, the killer's first letter appeared. It took credit for the Otero deaths, mentioned details that the police said only the killer would have known, and expressed frustration that someone else might be trying to assume credit for the deaths. The letter was riddled with typographical and spelling errors.</w:t>
+        <w:br/>
+        <w:t xml:space="preserve"> ''I can't stop it so the monster goes on, and hurt me as well as society,'' the letter said. He noted that he would be ''waiting in the dark, waiting, waiting,'' and closed the letter with a postscript: ''The code words for me will be Bind them, toture them, kill them, B.T.K., you see he at it again. They will be on the next victim.''</w:t>
+        <w:br/>
+        <w:t xml:space="preserve"> But by then the killer had already struck again. Kathryn Bright, who also worked at Coleman, was stabbed to death inside her house in April. Her phone lines were snipped, and she was bound with a knotted cord.</w:t>
+        <w:br/>
+        <w:br/>
+        <w:t>In the Security Business</w:t>
+        <w:br/>
+        <w:t xml:space="preserve"> Soon after Mr. Rader started a job at ADT, the security company, at the end of 1974, he was widely disliked -- particularly by those beneath him after he became supervisor for the alarm installers. </w:t>
+        <w:br/>
+        <w:t xml:space="preserve"> ''He was deeply competent, organized, and good at what he did, but he was a taskmaster,'' said Rick Carr, 68, who sold systems for ADT. ''He came in with the attitude: you're here to get the job done, and I'm not here to be someone's pal.''</w:t>
+        <w:br/>
+        <w:t xml:space="preserve"> In his gray ADT uniform shirt with ''Dennis'' above the pocket, Mr. Rader worked for 14 years in what others called ''the dungeon,'' the section of the office with no windows, gray walls and a steel door. But his job also sent him out of the office during the day regularly, to sign off on installations.</w:t>
+        <w:br/>
+        <w:t xml:space="preserve"> At company swimming pool parties at the Carrs' home in Wichita, Martha Carr, Mr. Carr's former wife, said Mr. Rader always arrived cheerily with his wife and children, looked people right in the eye and said all the right things: that the party was lovely, the food was nicely arranged.</w:t>
+        <w:br/>
+        <w:t xml:space="preserve"> Paula Rader, meanwhile, was a fabulous cook and a quiet, sweet woman who seemed to have a loving, happy marriage, Ms. Carr said. ''She seemed innocent,'' Ms. Carr said, ''not worldly, you know?''</w:t>
+        <w:br/>
+        <w:t xml:space="preserve"> One regular topic of discussion at ADT, not surprisingly, was B.T.K. </w:t>
+        <w:br/>
+        <w:t xml:space="preserve"> ''It was the conversation all over town, but this was a security company, and let's face it -- B.T.K. increased our business,'' said Denise Mattocks, 46, who worked alongside Mr. Rader for years. </w:t>
+        <w:br/>
+        <w:t xml:space="preserve"> Ms. Mattocks, who was single at the time, was particularly fearful of B.T.K., she said, and told Mr. Rader so regularly. Like so many in Wichita as the panic grew, she spoke of checking her telephone for a dial tone every time she got home. Mr. Rader, she recalled, said little in response. If anything, his efforts at conversation leaned more to his life at home: his wife, the tomatoes in his garden, his Boy Scout outings.</w:t>
+        <w:br/>
+        <w:t xml:space="preserve"> Mr. Rader became a Scout leader when his son, Brian, was about 8 and could join Pack 491. Mr. Rader held the boys to strict standards, not letting them slide by, as some fathers did, without perfecting skills for a badge, said George J. Martin, 70, who helped lead the pack. Mr. Rader was particularly capable, Mr. Martin said, when it came to the knots the boys had to learn.</w:t>
+        <w:br/>
+        <w:t xml:space="preserve"> ''The sheepshank, the bowline, the half hitch, the monkey fist,'' he remembered, ''Dennis knew them all.''</w:t>
+        <w:br/>
+        <w:br/>
+        <w:t>The Letters Stop</w:t>
+        <w:br/>
+        <w:t xml:space="preserve"> By the late 1970's, B.T.K. had killed seven people, the police say, and the eerie, taunting letters kept arriving. One letter was traced to a copier at Wichita State University. And in 1979, after B.T.K. apparently broke into a widow's home and waited -- without success -- for her to come home, he sent a poem to the woman who never arrived: ''Oh, Anna Why Didn't You Appear.''</w:t>
+        <w:br/>
+        <w:t xml:space="preserve"> In part, the poem read: ''Alone again I trod in pass memory of mirrors, and ponder why fornumber eight was not.'' And then the letters suddenly stopped. The police say B.T.K. killed three more women in 1985, 1986 and 1991 -- including two cases, one from Park City and another from nearby, that were not linked to B.T.K. publicly until last weekend. </w:t>
+        <w:br/>
+        <w:t xml:space="preserve"> Some people, like Al Thimmesch, a retired Wichita police officer, wonder whether more deaths have yet to be identified as the work of B.T.K. But if the police are right, the serial killings ended on Jan. 19, 1991, with the death of Dolores Davis, whose house is near Park City. </w:t>
+        <w:br/>
+        <w:t xml:space="preserve"> In May 1991, Mr. Rader was hired as a Park City compliance officer, a period one resident of this suburb just north of Wichita calls the start of the ''reign of terror'' for homeowners here. Mr. Rader's critics here say he seemed to sit in his truck, just waiting for something to go wrong with their houses. He took numerous photos of their homes, they said, in search of something awry. Some people even insist that he sometimes let their dogs out himself, then cited the owners. </w:t>
+        <w:br/>
+        <w:t xml:space="preserve"> Rhonda Reno said she watched one day as Mr. Rader wandered on the lawn of a neighbor who was ill and unable to mow the grass. Walking the grass with a yardstick, she said, he measured for infractions. ''I never trusted him,'' said Jim Reno, her husband. ''There were two people I keep an eye on in this block and one was him.''</w:t>
+        <w:br/>
+        <w:t xml:space="preserve"> Still, others here liked Mr. Rader, and found his outsized enthusiasm for his inspection work charming.</w:t>
+        <w:br/>
+        <w:t xml:space="preserve"> He helped an elderly resident trap skunks, and helped his neighbor, a single woman, by mowing her lawn and fixing her leaky faucets, the neighbor said. And even he could bend the rules. Another woman, Virginia Jackson, 53, recalled when her boxer got loose and Mr. Rader chased down the dog and, after a struggle, managed to bring it home. Ms. Jackson never got a ticket. </w:t>
+        <w:br/>
+        <w:t xml:space="preserve"> ''He was very professional,'' she said. ''He was doing his job.''</w:t>
+        <w:br/>
+        <w:br/>
+        <w:t>Breaking His Silence</w:t>
+        <w:br/>
+        <w:t xml:space="preserve"> Last January, The Wichita Eagle published an article about B.T.K. to mark the 30th anniversary of the Otero killings and the start of the panic. By then, the case had been forgotten by many. The article suggested that B.T.K. might have moved away or even died.</w:t>
+        <w:br/>
+        <w:t xml:space="preserve"> Two months later, B.T.K. wrote a letter, his first in a quarter century. From there, he embarked on a communication frenzy -- 10 letters or packages mailed to newspapers and media outlets, or simply left in parks. He filled these, too, with trinkets, some apparently from the killings: photographs, a word puzzle, a doll with a plastic bag over its head, a necklace, a computer disk and a victim's driver's license.</w:t>
+        <w:br/>
+        <w:t xml:space="preserve"> By last weekend, with help from the disk and DNA evidence, the police took Mr. Rader into custody and announced with great fanfare that B.T.K. had been caught. </w:t>
+        <w:br/>
+        <w:t xml:space="preserve"> Looking back, some people wonder if the Wichita police could have made an arrest sooner. Mr. LaMunyon, the former police chief, tells those who ask that he does not believe an arrest was possible over all those years; the B.T.K.'s newest mailings, many of which contained a mellower, more conciliatory tone than years before, created a whole new room full of evidence for investigators to go on. </w:t>
+        <w:br/>
+        <w:t xml:space="preserve"> Still, he acknowledged that Mr. Rader's name was probably included on two long lists drawn up by the police years ago. The police had gathered the names of Coleman employees at one point because the first two women killed had worked there, as had, it turned out, Mr. Rader. They had also collected the names of white men at Wichita State in the 1970's because they knew that one of B.T.K.'s letters had been copied on campus and that a poem sent by B.T.K. resembled a song taught in a popular professor's folklore seminar at Wichita State. </w:t>
+        <w:br/>
+        <w:t xml:space="preserve"> There was another link, too. Although the police had not publicly connected the death of Marine Hedge, the eighth victim, to B.T.K. until last weekend, at the time of her death, Ms. Hedge lived six houses down the street from Mr. Rader's home in Park City.</w:t>
+        <w:br/>
+        <w:t xml:space="preserve"> ''I think the police made a mistake over the years,'' said Robert Beattie, a Wichita lawyer who is writing a B.T.K. book. ''They were looking for a Charles Manson type.'' </w:t>
+        <w:br/>
+        <w:t xml:space="preserve"> Charles Liles, a former Wichita police officer, said the police focused too narrowly on convicted sex offenders rather than someone who might live right among them.</w:t>
+        <w:br/>
+        <w:t xml:space="preserve"> The Rev. Michael G. Clark, Mr. Rader's pastor, visited him in jail on Wednesday, a glass wall between the pastor and his church council president. Mr. Rader is ''doing as well as can be expected,'' Mr. Clark said. His own disbelief, though, has not worn off. The more he reflects, Mr. Clark said, the more he remembers only ordinary conversations with Mr. Rader, talks about fishing and his mother's health.</w:t>
+        <w:br/>
+        <w:t xml:space="preserve"> ''That's what I've realized,'' Mr. Clark said. ''There is nothing to remember, nothing that would make it all make sense.''</w:t>
+        <w:br/>
+        <w:t xml:space="preserve"> Park City, meanwhile, quietly fired Mr. Rader last week, saying only that he had failed to show up for work or to call.</w:t>
+        <w:br/>
+        <w:br/>
+        <w:br/>
+        <w:t>http://www.nytimes.com</w:t>
+        <w:br/>
+        <w:t>Correction</w:t>
+        <w:br/>
+        <w:br/>
+        <w:br/>
+        <w:t>Because of an editing error, a front-page article on Sunday about Dennis L. Rader, who is suspected of being the serial killer known as B.T.K, omitted a word in some copies from a passage about public revelations about killings in 1985 and 1991. Until the previous weekend, they were NOT linked publicly to B.T.K.</w:t>
+        <w:br/>
+        <w:br/>
+        <w:t>Correction-Date: March 10, 2005</w:t>
         <w:br/>
         <w:br/>
         <w:t>Graphic</w:t>
@@ -97,7 +186,25 @@
         <w:br/>
         <w:t xml:space="preserve"> </w:t>
         <w:br/>
-        <w:t>Photo: A scene from ''Why Do These Kids Love School?,'' on Channel 13. (PBS)</w:t>
+        <w:t>Photos: B.T.K. CASE -- In what is thought to be B.T.K.'s first killing, a body is removed from the Otero home in 1974 in Wichita, Kan. Dennis L. Rader, in 1962, is charged in 10 murders. B.T.K.'s last communication included a necklace. (Photos by The Wichita Eagle, left</w:t>
+        <w:br/>
+        <w:t>Wichita Heights High School Yearbook, top</w:t>
+        <w:br/>
+        <w:t>The Wichita Eagle/KWCH-TV</w:t>
+        <w:br/>
+        <w:t>all photographs via Associated Press)(pg. 1)</w:t>
+        <w:br/>
+        <w:t>'He was very professional.' Virginia Jackson -- Lived down the street from Mr. Rader (Photo by Mark Schiefelbein for The New York Times)</w:t>
+        <w:br/>
+        <w:t>'We always thought in the end that B.T.K. would be a local.' Richard LaMunyon -- Led the Wichita police at the height of the B.T.K. investigation (Photo by Larry W. Smith for The New York Times)</w:t>
+        <w:br/>
+        <w:t>'You could feel the anger in him.' Jim Reno, with his wife, Rhonda, and granddaughter -- Neighbors of Dennis L. Rader, charged in the B.T.K. killings (Photo by Mark Schiefelbein for The New York Times)</w:t>
+        <w:br/>
+        <w:t>The Rader family attended Christ Lutheran Church in Wichita for about 30 years.</w:t>
+        <w:br/>
+        <w:t>A 1973 photograph from the Butler County Community College yearbook.</w:t>
+        <w:br/>
+        <w:t xml:space="preserve"> A letter sent to The Wichita Eagle in March 2004 was from ''Bill Thomas Killman.'' (Photographs by Larry W. Smith [church sign] and The Associated Press [others])(pg. 24)Chart: ''B.T.K. Killer: Victims and Communications''JAN. 1974Joseph and Julie Otero and two childrenKILLINGS: 1-4APRIL 1974Kathryn BrightKILLINGS: 5MAR. 1977Shirley VianKILLINGS: 6DEC. 1977Nancy FoxKILLINGS: 7APRIL 1985Marine HedgeKILLINGS: 8SEPT. 1986Vicki WegerleKILLINGS: 9JAN. 1991Dolores DavisKILLINGS: 10PERIODS OF COMMUNICATONOCT. 1974 -- The first letter, from someone who says he killed the Oteros, turns up at the public library.EARLY 1978 -- After a poem is sent to a newspaper and a letter to a television station, police announce that a serial killer is on the loose.1979 -- The last known communication from the killer until March 2004.JAN. 2004 -- The Wichita Eagle publishes an article on the 30-year anniversary of the case.MARCH 2004 -- A letter sent to the newspaper includes photographs of Ms. Wegerle's body. Over the next year, at least 10 letters or packages turn up.Dennis Rader: Churchgoing Family Man and City OfficialWORK AND EDUCATIONJUNE 1972 TO JULY 1973Works at the Coleman Company plant.SPRING 1973 -- Receives an associate's degree from a nearby college. Starts studying at Wichita State in the fall.NOV. 1974 TO JULY 1988Works at ADT, installing security systems and supervising a team.SPRING 1979Graduates from Wichita State.SPRING 1989Works for the Census Bureau.MAY 1991 TO PRESENT -- Becomes a Park City compliance officer, assigned to make sure residents keep lawns trimmed and dogs on leashes.FEB. 25, 2005Police arrest Dennis L. Rader in the B.T.K. case.FAMILY LIFE1971 -- Marries Paula Dietz, and moves to Park City, just north of Wichita.JULY 1975 -- First child, Brian, is born.JUNE 1978Daughter, Kerri, is born.EARLY 1980'sBecomes a Boy Scout troop leader.JAN. 2005 -- Takes over as the elected president of the church council at Christ Lutheran Church.(pg. 24)</w:t>
       </w:r>
     </w:p>
     <w:sectPr>
